--- a/docs/docx/04_Execution.docx
+++ b/docs/docx/04_Execution.docx
@@ -2488,7 +2488,23 @@
                 <w:b w:val="0"/>
                 <w:sz w:val="17"/>
               </w:rPr>
-              <w:t>The app's Cortex Analyst page</w:t>
+              <w:t xml:space="preserve">The app's </w:t>
+            </w:r>
+            <w:r>
+              <w:rPr>
+                <w:rFonts w:ascii="Consolas" w:hAnsi="Consolas"/>
+                <w:b w:val="0"/>
+                <w:color w:val="1B5E8C"/>
+                <w:sz w:val="16"/>
+              </w:rPr>
+              <w:t>/api/analyst</w:t>
+            </w:r>
+            <w:r>
+              <w:rPr>
+                <w:b w:val="0"/>
+                <w:sz w:val="17"/>
+              </w:rPr>
+              <w:t xml:space="preserve"> route (no page)</w:t>
             </w:r>
           </w:p>
         </w:tc>
@@ -2698,7 +2714,25 @@
           <w:i w:val="0"/>
           <w:sz w:val="20"/>
         </w:rPr>
-        <w:t xml:space="preserve"> will not change a single answer on the app's Analyst page. This was got wrong once and is worth stating twice.</w:t>
+        <w:t xml:space="preserve"> will not change a single answer on the app's </w:t>
+      </w:r>
+      <w:r>
+        <w:rPr>
+          <w:rFonts w:ascii="Consolas" w:hAnsi="Consolas"/>
+          <w:b w:val="0"/>
+          <w:i w:val="0"/>
+          <w:color w:val="1B5E8C"/>
+          <w:sz w:val="19"/>
+        </w:rPr>
+        <w:t>/api/analyst</w:t>
+      </w:r>
+      <w:r>
+        <w:rPr>
+          <w:b w:val="0"/>
+          <w:i w:val="0"/>
+          <w:sz w:val="20"/>
+        </w:rPr>
+        <w:t xml:space="preserve"> route. This was got wrong once and is worth stating twice.</w:t>
       </w:r>
     </w:p>
     <w:p>
@@ -3232,7 +3266,7 @@
           <w:i w:val="0"/>
           <w:sz w:val="20"/>
         </w:rPr>
-        <w:t>BDC Data Products</w:t>
+        <w:t>BDC Sources &amp; Lineage</w:t>
       </w:r>
       <w:r>
         <w:rPr>
@@ -3248,7 +3282,7 @@
           <w:i w:val="0"/>
           <w:sz w:val="20"/>
         </w:rPr>
-        <w:t>Cortex Analyst</w:t>
+        <w:t>Ask Cortex</w:t>
       </w:r>
       <w:r>
         <w:rPr>
@@ -4323,7 +4357,7 @@
                 <w:b w:val="0"/>
                 <w:sz w:val="17"/>
               </w:rPr>
-              <w:t>Screenshot capture hangs on BDC Data Products or Cortex Analyst</w:t>
+              <w:t>Screenshot capture hangs on BDC Sources &amp; Lineage or Ask Cortex</w:t>
             </w:r>
           </w:p>
         </w:tc>
